--- a/template_dogovor_new — IP.docx
+++ b/template_dogovor_new — IP.docx
@@ -63,7 +63,21 @@
         <w:rPr>
           <w:color w:val="000000"/>
         </w:rPr>
-        <w:t>г. Москва                                                                                                                                  «[[ДЕНЬ]]» [[МЕС_ГОД]]</w:t>
+        <w:t xml:space="preserve">г. Москва                                                                                                                               </w:t>
+      </w:r>
+      <w:proofErr w:type="gramStart"/>
+      <w:r>
+        <w:rPr>
+          <w:color w:val="000000"/>
+        </w:rPr>
+        <w:t xml:space="preserve">   «</w:t>
+      </w:r>
+      <w:proofErr w:type="gramEnd"/>
+      <w:r>
+        <w:rPr>
+          <w:color w:val="000000"/>
+        </w:rPr>
+        <w:t>[[ДЕНЬ]]» [[МЕС_ГОД]]</w:t>
       </w:r>
       <w:r>
         <w:rPr>
@@ -173,7 +187,15 @@
         <w:jc w:val="both"/>
       </w:pPr>
       <w:r>
-        <w:t>1.1. Заказчик поручает, а Исполнитель обязуется оказать услуги по организации и проведению мероприятия в формате командообразующей игры по мотивам телепередач «</w:t>
+        <w:t xml:space="preserve">1.1. Заказчик поручает, а Исполнитель обязуется оказать услуги по организации и проведению мероприятия в формате </w:t>
+      </w:r>
+      <w:proofErr w:type="spellStart"/>
+      <w:r>
+        <w:t>командообразующей</w:t>
+      </w:r>
+      <w:proofErr w:type="spellEnd"/>
+      <w:r>
+        <w:t xml:space="preserve"> игры по мотивам телепередач «</w:t>
       </w:r>
       <w:r>
         <w:rPr>
@@ -986,7 +1008,29 @@
                       <w:szCs w:val="20"/>
                       <w:shd w:val="clear" w:color="auto" w:fill="FFFFFF"/>
                     </w:rPr>
-                    <w:t>АО «ТБанк»</w:t>
+                    <w:t>АО «</w:t>
+                  </w:r>
+                  <w:proofErr w:type="spellStart"/>
+                  <w:r>
+                    <w:rPr>
+                      <w:rFonts w:ascii="Roboto;Times New Roman" w:hAnsi="Roboto;Times New Roman" w:cs="Roboto;Times New Roman"/>
+                      <w:color w:val="000000"/>
+                      <w:sz w:val="20"/>
+                      <w:szCs w:val="20"/>
+                      <w:shd w:val="clear" w:color="auto" w:fill="FFFFFF"/>
+                    </w:rPr>
+                    <w:t>ТБанк</w:t>
+                  </w:r>
+                  <w:proofErr w:type="spellEnd"/>
+                  <w:r>
+                    <w:rPr>
+                      <w:rFonts w:ascii="Roboto;Times New Roman" w:hAnsi="Roboto;Times New Roman" w:cs="Roboto;Times New Roman"/>
+                      <w:color w:val="000000"/>
+                      <w:sz w:val="20"/>
+                      <w:szCs w:val="20"/>
+                      <w:shd w:val="clear" w:color="auto" w:fill="FFFFFF"/>
+                    </w:rPr>
+                    <w:t>»</w:t>
                   </w:r>
                 </w:p>
               </w:tc>
@@ -1049,9 +1093,11 @@
                   <w:pPr>
                     <w:spacing w:line="240" w:lineRule="atLeast"/>
                   </w:pPr>
+                  <w:proofErr w:type="spellStart"/>
                   <w:r>
                     <w:t>msk@goodnight.show</w:t>
                   </w:r>
+                  <w:proofErr w:type="spellEnd"/>
                 </w:p>
                 <w:p>
                   <w:pPr>
@@ -1420,10 +1466,12 @@
         <w:tc>
           <w:tcPr>
             <w:tcW w:w="5211" w:type="dxa"/>
+            <w:vAlign w:val="bottom"/>
           </w:tcPr>
           <w:p>
             <w:pPr>
               <w:pStyle w:val="11"/>
+              <w:jc w:val="left"/>
               <w:rPr>
                 <w:sz w:val="20"/>
                 <w:szCs w:val="20"/>
@@ -1440,6 +1488,7 @@
           <w:p>
             <w:pPr>
               <w:pStyle w:val="11"/>
+              <w:jc w:val="left"/>
               <w:rPr>
                 <w:sz w:val="20"/>
                 <w:szCs w:val="20"/>
@@ -1456,6 +1505,7 @@
           <w:p>
             <w:pPr>
               <w:pStyle w:val="11"/>
+              <w:jc w:val="left"/>
               <w:rPr>
                 <w:sz w:val="20"/>
                 <w:szCs w:val="20"/>
@@ -1465,6 +1515,7 @@
           <w:p>
             <w:pPr>
               <w:pStyle w:val="11"/>
+              <w:jc w:val="left"/>
               <w:rPr>
                 <w:sz w:val="20"/>
                 <w:szCs w:val="20"/>
@@ -1482,17 +1533,26 @@
         <w:tc>
           <w:tcPr>
             <w:tcW w:w="5211" w:type="dxa"/>
+            <w:vAlign w:val="center"/>
           </w:tcPr>
           <w:p>
+            <w:pPr>
+              <w:jc w:val="right"/>
+            </w:pPr>
             <w:r>
               <w:t xml:space="preserve"> [[ЗАК]]</w:t>
             </w:r>
           </w:p>
-          <w:p/>
+          <w:p>
+            <w:pPr>
+              <w:jc w:val="right"/>
+            </w:pPr>
+          </w:p>
           <w:p>
             <w:pPr>
               <w:pStyle w:val="ad"/>
               <w:ind w:left="0"/>
+              <w:jc w:val="right"/>
               <w:rPr>
                 <w:sz w:val="20"/>
                 <w:szCs w:val="20"/>
@@ -1503,6 +1563,7 @@
             <w:pPr>
               <w:pStyle w:val="ad"/>
               <w:ind w:left="0"/>
+              <w:jc w:val="right"/>
               <w:rPr>
                 <w:sz w:val="20"/>
                 <w:szCs w:val="20"/>

--- a/template_dogovor_new — IP.docx
+++ b/template_dogovor_new — IP.docx
@@ -1558,17 +1558,6 @@
                 <w:szCs w:val="20"/>
               </w:rPr>
             </w:pPr>
-          </w:p>
-          <w:p>
-            <w:pPr>
-              <w:pStyle w:val="ad"/>
-              <w:ind w:left="0"/>
-              <w:jc w:val="right"/>
-              <w:rPr>
-                <w:sz w:val="20"/>
-                <w:szCs w:val="20"/>
-              </w:rPr>
-            </w:pPr>
             <w:r>
               <w:rPr>
                 <w:sz w:val="20"/>

--- a/template_dogovor_new — IP.docx
+++ b/template_dogovor_new — IP.docx
@@ -1539,6 +1539,16 @@
             <w:pPr>
               <w:jc w:val="right"/>
             </w:pPr>
+          </w:p>
+          <w:p>
+            <w:pPr>
+              <w:jc w:val="right"/>
+            </w:pPr>
+          </w:p>
+          <w:p>
+            <w:pPr>
+              <w:jc w:val="right"/>
+            </w:pPr>
             <w:r>
               <w:t xml:space="preserve"> [[ЗАК]]</w:t>
             </w:r>

--- a/template_dogovor_new — IP.docx
+++ b/template_dogovor_new — IP.docx
@@ -63,21 +63,7 @@
         <w:rPr>
           <w:color w:val="000000"/>
         </w:rPr>
-        <w:t xml:space="preserve">г. Москва                                                                                                                               </w:t>
-      </w:r>
-      <w:proofErr w:type="gramStart"/>
-      <w:r>
-        <w:rPr>
-          <w:color w:val="000000"/>
-        </w:rPr>
-        <w:t xml:space="preserve">   «</w:t>
-      </w:r>
-      <w:proofErr w:type="gramEnd"/>
-      <w:r>
-        <w:rPr>
-          <w:color w:val="000000"/>
-        </w:rPr>
-        <w:t>[[ДЕНЬ]]» [[МЕС_ГОД]]</w:t>
+        <w:t>г. Москва                                                                                                                                  «[[ДЕНЬ]]» [[МЕС_ГОД]]</w:t>
       </w:r>
       <w:r>
         <w:rPr>
@@ -187,15 +173,7 @@
         <w:jc w:val="both"/>
       </w:pPr>
       <w:r>
-        <w:t xml:space="preserve">1.1. Заказчик поручает, а Исполнитель обязуется оказать услуги по организации и проведению мероприятия в формате </w:t>
-      </w:r>
-      <w:proofErr w:type="spellStart"/>
-      <w:r>
-        <w:t>командообразующей</w:t>
-      </w:r>
-      <w:proofErr w:type="spellEnd"/>
-      <w:r>
-        <w:t xml:space="preserve"> игры по мотивам телепередач «</w:t>
+        <w:t>1.1. Заказчик поручает, а Исполнитель обязуется оказать услуги по организации и проведению мероприятия в формате командообразующей игры по мотивам телепередач «</w:t>
       </w:r>
       <w:r>
         <w:rPr>
@@ -1008,29 +986,7 @@
                       <w:szCs w:val="20"/>
                       <w:shd w:val="clear" w:color="auto" w:fill="FFFFFF"/>
                     </w:rPr>
-                    <w:t>АО «</w:t>
-                  </w:r>
-                  <w:proofErr w:type="spellStart"/>
-                  <w:r>
-                    <w:rPr>
-                      <w:rFonts w:ascii="Roboto;Times New Roman" w:hAnsi="Roboto;Times New Roman" w:cs="Roboto;Times New Roman"/>
-                      <w:color w:val="000000"/>
-                      <w:sz w:val="20"/>
-                      <w:szCs w:val="20"/>
-                      <w:shd w:val="clear" w:color="auto" w:fill="FFFFFF"/>
-                    </w:rPr>
-                    <w:t>ТБанк</w:t>
-                  </w:r>
-                  <w:proofErr w:type="spellEnd"/>
-                  <w:r>
-                    <w:rPr>
-                      <w:rFonts w:ascii="Roboto;Times New Roman" w:hAnsi="Roboto;Times New Roman" w:cs="Roboto;Times New Roman"/>
-                      <w:color w:val="000000"/>
-                      <w:sz w:val="20"/>
-                      <w:szCs w:val="20"/>
-                      <w:shd w:val="clear" w:color="auto" w:fill="FFFFFF"/>
-                    </w:rPr>
-                    <w:t>»</w:t>
+                    <w:t>АО «ТБанк»</w:t>
                   </w:r>
                 </w:p>
               </w:tc>
@@ -1093,11 +1049,9 @@
                   <w:pPr>
                     <w:spacing w:line="240" w:lineRule="atLeast"/>
                   </w:pPr>
-                  <w:proofErr w:type="spellStart"/>
                   <w:r>
                     <w:t>msk@goodnight.show</w:t>
                   </w:r>
-                  <w:proofErr w:type="spellEnd"/>
                 </w:p>
                 <w:p>
                   <w:pPr>
@@ -1215,6 +1169,13 @@
                       <w:b/>
                     </w:rPr>
                   </w:pPr>
+                </w:p>
+                <w:p>
+                  <w:pPr>
+                    <w:rPr>
+                      <w:b/>
+                    </w:rPr>
+                  </w:pPr>
                   <w:r>
                     <w:rPr>
                       <w:b/>
@@ -1308,26 +1269,6 @@
                   <w:pPr>
                     <w:pStyle w:val="af2"/>
                     <w:rPr>
-                      <w:rFonts w:ascii="Roboto;Times New Roman" w:hAnsi="Roboto;Times New Roman" w:cs="Roboto;Times New Roman"/>
-                      <w:color w:val="000000"/>
-                      <w:sz w:val="20"/>
-                      <w:szCs w:val="20"/>
-                      <w:shd w:val="clear" w:color="auto" w:fill="FFFFFF"/>
-                    </w:rPr>
-                  </w:pPr>
-                  <w:r>
-                    <w:rPr>
-                      <w:rFonts w:ascii="Times New Roman" w:hAnsi="Times New Roman" w:cs="Times New Roman"/>
-                      <w:sz w:val="20"/>
-                      <w:szCs w:val="20"/>
-                    </w:rPr>
-                    <w:t>ОГРН [[ОГРН]]</w:t>
-                  </w:r>
-                </w:p>
-                <w:p>
-                  <w:pPr>
-                    <w:pStyle w:val="af2"/>
-                    <w:rPr>
                       <w:rFonts w:ascii="Times New Roman" w:hAnsi="Times New Roman" w:cs="Times New Roman"/>
                       <w:sz w:val="20"/>
                       <w:szCs w:val="20"/>
@@ -1339,7 +1280,23 @@
                       <w:sz w:val="20"/>
                       <w:szCs w:val="20"/>
                     </w:rPr>
-                    <w:t>ИНН [[ИНН]] / КПП [[КПП]]</w:t>
+                    <w:t>ОГРНИП [[ОГРН]]</w:t>
+                  </w:r>
+                  <w:r>
+                    <w:rPr>
+                      <w:rFonts w:ascii="Times New Roman" w:hAnsi="Times New Roman" w:cs="Times New Roman"/>
+                      <w:sz w:val="20"/>
+                      <w:szCs w:val="20"/>
+                    </w:rPr>
+                    <w:br/>
+                  </w:r>
+                  <w:r>
+                    <w:rPr>
+                      <w:rFonts w:ascii="Times New Roman" w:hAnsi="Times New Roman" w:cs="Times New Roman"/>
+                      <w:sz w:val="20"/>
+                      <w:szCs w:val="20"/>
+                    </w:rPr>
+                    <w:t>ИНН [[ИНН]]</w:t>
                   </w:r>
                 </w:p>
                 <w:p>
@@ -1358,6 +1315,22 @@
                       <w:szCs w:val="20"/>
                     </w:rPr>
                     <w:t>БИК [[БИК]]</w:t>
+                  </w:r>
+                  <w:r>
+                    <w:rPr>
+                      <w:rFonts w:ascii="Times New Roman" w:hAnsi="Times New Roman" w:cs="Times New Roman"/>
+                      <w:sz w:val="20"/>
+                      <w:szCs w:val="20"/>
+                    </w:rPr>
+                    <w:br/>
+                  </w:r>
+                  <w:r>
+                    <w:rPr>
+                      <w:rFonts w:ascii="Times New Roman" w:hAnsi="Times New Roman" w:cs="Times New Roman"/>
+                      <w:sz w:val="20"/>
+                      <w:szCs w:val="20"/>
+                    </w:rPr>
+                    <w:t>[[БАНК_ЗАК]]</w:t>
                   </w:r>
                 </w:p>
                 <w:p>
@@ -2469,7 +2442,6 @@
   <w:style w:type="character" w:default="1" w:styleId="a2">
     <w:name w:val="Default Paragraph Font"/>
     <w:uiPriority w:val="1"/>
-    <w:semiHidden/>
     <w:unhideWhenUsed/>
   </w:style>
   <w:style w:type="table" w:default="1" w:styleId="a3">

--- a/template_dogovor_new — IP.docx
+++ b/template_dogovor_new — IP.docx
@@ -54,7 +54,12 @@
     </w:p>
     <w:p>
       <w:pPr>
+        <w:tabs>
+          <w:tab w:val="right" w:pos="9085"/>
+        </w:tabs>
         <w:autoSpaceDE w:val="0"/>
+        <w:ind w:left="-426"/>
+        <w:jc w:val="right"/>
         <w:rPr>
           <w:color w:val="000000"/>
         </w:rPr>
@@ -63,7 +68,19 @@
         <w:rPr>
           <w:color w:val="000000"/>
         </w:rPr>
-        <w:t>г. Москва                                                                                                                                  «[[ДЕНЬ]]» [[МЕС_ГОД]]</w:t>
+        <w:t>г. Москва</w:t>
+      </w:r>
+      <w:r>
+        <w:rPr>
+          <w:color w:val="000000"/>
+        </w:rPr>
+        <w:tab/>
+      </w:r>
+      <w:r>
+        <w:rPr>
+          <w:color w:val="000000"/>
+        </w:rPr>
+        <w:t xml:space="preserve"> «[[ДЕНЬ]]» [[МЕС_ГОД]]</w:t>
       </w:r>
       <w:r>
         <w:rPr>
@@ -173,7 +190,15 @@
         <w:jc w:val="both"/>
       </w:pPr>
       <w:r>
-        <w:t>1.1. Заказчик поручает, а Исполнитель обязуется оказать услуги по организации и проведению мероприятия в формате командообразующей игры по мотивам телепередач «</w:t>
+        <w:t xml:space="preserve">1.1. Заказчик поручает, а Исполнитель обязуется оказать услуги по организации и проведению мероприятия в формате </w:t>
+      </w:r>
+      <w:proofErr w:type="spellStart"/>
+      <w:r>
+        <w:t>командообразующей</w:t>
+      </w:r>
+      <w:proofErr w:type="spellEnd"/>
+      <w:r>
+        <w:t xml:space="preserve"> игры по мотивам телепередач «</w:t>
       </w:r>
       <w:r>
         <w:rPr>
@@ -633,6 +658,7 @@
         <w:rPr>
           <w:b/>
         </w:rPr>
+        <w:lastRenderedPageBreak/>
         <w:t>6. Срок действия договора.</w:t>
       </w:r>
     </w:p>
@@ -986,7 +1012,29 @@
                       <w:szCs w:val="20"/>
                       <w:shd w:val="clear" w:color="auto" w:fill="FFFFFF"/>
                     </w:rPr>
-                    <w:t>АО «ТБанк»</w:t>
+                    <w:t>АО «</w:t>
+                  </w:r>
+                  <w:proofErr w:type="spellStart"/>
+                  <w:r>
+                    <w:rPr>
+                      <w:rFonts w:ascii="Roboto;Times New Roman" w:hAnsi="Roboto;Times New Roman" w:cs="Roboto;Times New Roman"/>
+                      <w:color w:val="000000"/>
+                      <w:sz w:val="20"/>
+                      <w:szCs w:val="20"/>
+                      <w:shd w:val="clear" w:color="auto" w:fill="FFFFFF"/>
+                    </w:rPr>
+                    <w:t>ТБанк</w:t>
+                  </w:r>
+                  <w:proofErr w:type="spellEnd"/>
+                  <w:r>
+                    <w:rPr>
+                      <w:rFonts w:ascii="Roboto;Times New Roman" w:hAnsi="Roboto;Times New Roman" w:cs="Roboto;Times New Roman"/>
+                      <w:color w:val="000000"/>
+                      <w:sz w:val="20"/>
+                      <w:szCs w:val="20"/>
+                      <w:shd w:val="clear" w:color="auto" w:fill="FFFFFF"/>
+                    </w:rPr>
+                    <w:t>»</w:t>
                   </w:r>
                 </w:p>
               </w:tc>
@@ -1049,9 +1097,11 @@
                   <w:pPr>
                     <w:spacing w:line="240" w:lineRule="atLeast"/>
                   </w:pPr>
+                  <w:proofErr w:type="spellStart"/>
                   <w:r>
                     <w:t>msk@goodnight.show</w:t>
                   </w:r>
+                  <w:proofErr w:type="spellEnd"/>
                 </w:p>
                 <w:p>
                   <w:pPr>
@@ -2442,6 +2492,7 @@
   <w:style w:type="character" w:default="1" w:styleId="a2">
     <w:name w:val="Default Paragraph Font"/>
     <w:uiPriority w:val="1"/>
+    <w:semiHidden/>
     <w:unhideWhenUsed/>
   </w:style>
   <w:style w:type="table" w:default="1" w:styleId="a3">

--- a/template_dogovor_new — IP.docx
+++ b/template_dogovor_new — IP.docx
@@ -190,15 +190,7 @@
         <w:jc w:val="both"/>
       </w:pPr>
       <w:r>
-        <w:t xml:space="preserve">1.1. Заказчик поручает, а Исполнитель обязуется оказать услуги по организации и проведению мероприятия в формате </w:t>
-      </w:r>
-      <w:proofErr w:type="spellStart"/>
-      <w:r>
-        <w:t>командообразующей</w:t>
-      </w:r>
-      <w:proofErr w:type="spellEnd"/>
-      <w:r>
-        <w:t xml:space="preserve"> игры по мотивам телепередач «</w:t>
+        <w:t>1.1. Заказчик поручает, а Исполнитель обязуется оказать услуги по организации и проведению мероприятия в формате командообразующей игры по мотивам телепередач «</w:t>
       </w:r>
       <w:r>
         <w:rPr>
@@ -1012,29 +1004,7 @@
                       <w:szCs w:val="20"/>
                       <w:shd w:val="clear" w:color="auto" w:fill="FFFFFF"/>
                     </w:rPr>
-                    <w:t>АО «</w:t>
-                  </w:r>
-                  <w:proofErr w:type="spellStart"/>
-                  <w:r>
-                    <w:rPr>
-                      <w:rFonts w:ascii="Roboto;Times New Roman" w:hAnsi="Roboto;Times New Roman" w:cs="Roboto;Times New Roman"/>
-                      <w:color w:val="000000"/>
-                      <w:sz w:val="20"/>
-                      <w:szCs w:val="20"/>
-                      <w:shd w:val="clear" w:color="auto" w:fill="FFFFFF"/>
-                    </w:rPr>
-                    <w:t>ТБанк</w:t>
-                  </w:r>
-                  <w:proofErr w:type="spellEnd"/>
-                  <w:r>
-                    <w:rPr>
-                      <w:rFonts w:ascii="Roboto;Times New Roman" w:hAnsi="Roboto;Times New Roman" w:cs="Roboto;Times New Roman"/>
-                      <w:color w:val="000000"/>
-                      <w:sz w:val="20"/>
-                      <w:szCs w:val="20"/>
-                      <w:shd w:val="clear" w:color="auto" w:fill="FFFFFF"/>
-                    </w:rPr>
-                    <w:t>»</w:t>
+                    <w:t>АО «ТБанк»</w:t>
                   </w:r>
                 </w:p>
               </w:tc>
@@ -1097,11 +1067,9 @@
                   <w:pPr>
                     <w:spacing w:line="240" w:lineRule="atLeast"/>
                   </w:pPr>
-                  <w:proofErr w:type="spellStart"/>
                   <w:r>
                     <w:t>msk@goodnight.show</w:t>
                   </w:r>
-                  <w:proofErr w:type="spellEnd"/>
                 </w:p>
                 <w:p>
                   <w:pPr>
@@ -1263,27 +1231,6 @@
                 <w:tcPr>
                   <w:tcW w:w="4710" w:type="dxa"/>
                 </w:tcPr>
-                <w:p>
-                  <w:pPr>
-                    <w:pStyle w:val="LO-normal"/>
-                    <w:widowControl w:val="0"/>
-                    <w:rPr>
-                      <w:rFonts w:ascii="Times New Roman" w:hAnsi="Times New Roman" w:cs="Times New Roman"/>
-                      <w:sz w:val="20"/>
-                      <w:szCs w:val="20"/>
-                      <w:lang w:val="ru-RU"/>
-                    </w:rPr>
-                  </w:pPr>
-                  <w:r>
-                    <w:rPr>
-                      <w:rFonts w:ascii="Times New Roman" w:hAnsi="Times New Roman" w:cs="Times New Roman"/>
-                      <w:sz w:val="20"/>
-                      <w:szCs w:val="20"/>
-                      <w:lang w:val="ru-RU"/>
-                    </w:rPr>
-                    <w:t>[[ЗАК_АДР]]</w:t>
-                  </w:r>
-                </w:p>
                 <w:p>
                   <w:pPr>
                     <w:pStyle w:val="LO-normal"/>
